--- a/designPattern/State/Documentazione State Pattern.docx
+++ b/designPattern/State/Documentazione State Pattern.docx
@@ -25,14 +25,7 @@
           <w:b/>
           <w:bCs/>
         </w:rPr>
-        <w:t>Cos’è</w:t>
-      </w:r>
-      <w:r>
-        <w:rPr>
-          <w:b/>
-          <w:bCs/>
-        </w:rPr>
-        <w:t xml:space="preserve"> il pattern State</w:t>
+        <w:t>Cos’è il pattern State</w:t>
       </w:r>
     </w:p>
     <w:p>
@@ -57,15 +50,7 @@
     </w:p>
     <w:p>
       <w:r>
-        <w:t xml:space="preserve">Senza State, spesso si usano molti </w:t>
-      </w:r>
-      <w:proofErr w:type="spellStart"/>
-      <w:r>
-        <w:t>if</w:t>
-      </w:r>
-      <w:proofErr w:type="spellEnd"/>
-      <w:r>
-        <w:t xml:space="preserve"> o switch per controllare il comportamento in base allo stato corrente. Con State, ogni stato ha la sua logica e il codice risulta più pulito e modulare.</w:t>
+        <w:t>Senza State, spesso si usano molti if o switch per controllare il comportamento in base allo stato corrente. Con State, ogni stato ha la sua logica e il codice risulta più pulito e modulare.</w:t>
       </w:r>
     </w:p>
     <w:p>
@@ -81,19 +66,8 @@
       <w:pPr>
         <w:spacing w:after="0"/>
       </w:pPr>
-      <w:proofErr w:type="spellStart"/>
-      <w:r>
-        <w:t>Context</w:t>
-      </w:r>
-      <w:proofErr w:type="spellEnd"/>
-      <w:r>
-        <w:t xml:space="preserve">: </w:t>
-      </w:r>
-      <w:r>
-        <w:t>l’oggetto</w:t>
-      </w:r>
-      <w:r>
-        <w:t xml:space="preserve"> principale che contiene lo stato corrente.</w:t>
+      <w:r>
+        <w:t>Context: l’oggetto principale che contiene lo stato corrente.</w:t>
       </w:r>
     </w:p>
     <w:p>
@@ -101,6 +75,9 @@
         <w:spacing w:after="0"/>
       </w:pPr>
       <w:r>
+        <w:rPr>
+          <w:noProof/>
+        </w:rPr>
         <w:drawing>
           <wp:inline distT="0" distB="0" distL="0" distR="0" wp14:anchorId="46BCD443" wp14:editId="6091020A">
             <wp:extent cx="6645910" cy="2625725"/>
@@ -148,6 +125,9 @@
         <w:spacing w:after="0"/>
       </w:pPr>
       <w:r>
+        <w:rPr>
+          <w:noProof/>
+        </w:rPr>
         <w:drawing>
           <wp:inline distT="0" distB="0" distL="0" distR="0" wp14:anchorId="29321A3B" wp14:editId="022501A3">
             <wp:extent cx="6140766" cy="596931"/>
@@ -187,15 +167,7 @@
     </w:p>
     <w:p>
       <w:r>
-        <w:t xml:space="preserve"> </w:t>
-      </w:r>
-      <w:proofErr w:type="spellStart"/>
-      <w:r>
-        <w:t>ConcreteState</w:t>
-      </w:r>
-      <w:proofErr w:type="spellEnd"/>
-      <w:r>
-        <w:t>: implementazioni concrete dei diversi stati, come Rosso, Verde e Giallo.</w:t>
+        <w:t xml:space="preserve"> ConcreteState: implementazioni concrete dei diversi stati, come Rosso, Verde e Giallo.</w:t>
       </w:r>
     </w:p>
     <w:p>
@@ -203,6 +175,9 @@
         <w:spacing w:after="0"/>
       </w:pPr>
       <w:r>
+        <w:rPr>
+          <w:noProof/>
+        </w:rPr>
         <w:drawing>
           <wp:inline distT="0" distB="0" distL="0" distR="0" wp14:anchorId="7AD44E2B" wp14:editId="20B6802A">
             <wp:extent cx="6645910" cy="1096010"/>
@@ -245,6 +220,9 @@
         <w:spacing w:after="0"/>
       </w:pPr>
       <w:r>
+        <w:rPr>
+          <w:noProof/>
+        </w:rPr>
         <w:drawing>
           <wp:inline distT="0" distB="0" distL="0" distR="0" wp14:anchorId="0C91527C" wp14:editId="4160DB7A">
             <wp:extent cx="6645910" cy="955675"/>
@@ -284,6 +262,9 @@
     </w:p>
     <w:p>
       <w:r>
+        <w:rPr>
+          <w:noProof/>
+        </w:rPr>
         <w:drawing>
           <wp:inline distT="0" distB="0" distL="0" distR="0" wp14:anchorId="0CA146A8" wp14:editId="2E39022E">
             <wp:extent cx="6645910" cy="1068705"/>
@@ -333,10 +314,7 @@
     </w:p>
     <w:p>
       <w:r>
-        <w:t>Nell’esempio</w:t>
-      </w:r>
-      <w:r>
-        <w:t xml:space="preserve"> del semaforo, il contesto è </w:t>
+        <w:t xml:space="preserve">Nell’esempio del semaforo, il contesto è </w:t>
       </w:r>
       <w:r>
         <w:t>Semaforo</w:t>
@@ -382,31 +360,17 @@
       <w:r>
         <w:t xml:space="preserve">. Quando chiama </w:t>
       </w:r>
-      <w:proofErr w:type="spellStart"/>
-      <w:proofErr w:type="gramStart"/>
       <w:r>
         <w:t>cambiaStato</w:t>
       </w:r>
-      <w:proofErr w:type="spellEnd"/>
-      <w:r>
-        <w:t>(</w:t>
-      </w:r>
-      <w:proofErr w:type="gramEnd"/>
-      <w:r>
-        <w:t xml:space="preserve">), il contesto delega la transizione allo stato corrente. Quando chiama </w:t>
-      </w:r>
-      <w:proofErr w:type="spellStart"/>
-      <w:proofErr w:type="gramStart"/>
+      <w:r>
+        <w:t xml:space="preserve">(), il contesto delega la transizione allo stato corrente. Quando chiama </w:t>
+      </w:r>
       <w:r>
         <w:t>vediStato</w:t>
       </w:r>
-      <w:proofErr w:type="spellEnd"/>
-      <w:r>
-        <w:t>(</w:t>
-      </w:r>
-      <w:proofErr w:type="gramEnd"/>
-      <w:r>
-        <w:t>), il contesto delega allo stato corrente il messaggio da mostrare.</w:t>
+      <w:r>
+        <w:t>(), il contesto delega allo stato corrente il messaggio da mostrare.</w:t>
       </w:r>
     </w:p>
     <w:p>
@@ -414,6 +378,9 @@
         <w:spacing w:after="0"/>
       </w:pPr>
       <w:r>
+        <w:rPr>
+          <w:noProof/>
+        </w:rPr>
         <w:drawing>
           <wp:inline distT="0" distB="0" distL="0" distR="0" wp14:anchorId="2529339F" wp14:editId="5D95BF88">
             <wp:extent cx="6645910" cy="1724660"/>
@@ -453,6 +420,9 @@
     </w:p>
     <w:p>
       <w:r>
+        <w:rPr>
+          <w:noProof/>
+        </w:rPr>
         <w:drawing>
           <wp:inline distT="0" distB="0" distL="0" distR="0" wp14:anchorId="082F6233" wp14:editId="1CD6E438">
             <wp:extent cx="2019404" cy="539778"/>
@@ -516,6 +486,45 @@
     <w:p>
       <w:r>
         <w:t>Il pattern State è utile quando lo stesso oggetto deve comportarsi in modo diverso a seconda della situazione interna in cui si trova.</w:t>
+      </w:r>
+    </w:p>
+    <w:p>
+      <w:r>
+        <w:drawing>
+          <wp:inline distT="0" distB="0" distL="0" distR="0" wp14:anchorId="208004DC" wp14:editId="15578E87">
+            <wp:extent cx="6645910" cy="2050415"/>
+            <wp:effectExtent l="0" t="0" r="2540" b="6985"/>
+            <wp:docPr id="633596347" name="Immagine 1"/>
+            <wp:cNvGraphicFramePr>
+              <a:graphicFrameLocks xmlns:a="http://schemas.openxmlformats.org/drawingml/2006/main" noChangeAspect="1"/>
+            </wp:cNvGraphicFramePr>
+            <a:graphic xmlns:a="http://schemas.openxmlformats.org/drawingml/2006/main">
+              <a:graphicData uri="http://schemas.openxmlformats.org/drawingml/2006/picture">
+                <pic:pic xmlns:pic="http://schemas.openxmlformats.org/drawingml/2006/picture">
+                  <pic:nvPicPr>
+                    <pic:cNvPr id="633596347" name=""/>
+                    <pic:cNvPicPr/>
+                  </pic:nvPicPr>
+                  <pic:blipFill>
+                    <a:blip r:embed="rId11"/>
+                    <a:stretch>
+                      <a:fillRect/>
+                    </a:stretch>
+                  </pic:blipFill>
+                  <pic:spPr>
+                    <a:xfrm>
+                      <a:off x="0" y="0"/>
+                      <a:ext cx="6645910" cy="2050415"/>
+                    </a:xfrm>
+                    <a:prstGeom prst="rect">
+                      <a:avLst/>
+                    </a:prstGeom>
+                  </pic:spPr>
+                </pic:pic>
+              </a:graphicData>
+            </a:graphic>
+          </wp:inline>
+        </w:drawing>
       </w:r>
     </w:p>
     <w:p/>
@@ -1132,6 +1141,7 @@
   <w:style w:type="character" w:default="1" w:styleId="Carpredefinitoparagrafo">
     <w:name w:val="Default Paragraph Font"/>
     <w:uiPriority w:val="1"/>
+    <w:semiHidden/>
     <w:unhideWhenUsed/>
   </w:style>
   <w:style w:type="table" w:default="1" w:styleId="Tabellanormale">

--- a/designPattern/State/Documentazione State Pattern.docx
+++ b/designPattern/State/Documentazione State Pattern.docx
@@ -50,7 +50,15 @@
     </w:p>
     <w:p>
       <w:r>
-        <w:t>Senza State, spesso si usano molti if o switch per controllare il comportamento in base allo stato corrente. Con State, ogni stato ha la sua logica e il codice risulta più pulito e modulare.</w:t>
+        <w:t xml:space="preserve">Senza State, spesso si usano molti </w:t>
+      </w:r>
+      <w:proofErr w:type="spellStart"/>
+      <w:r>
+        <w:t>if</w:t>
+      </w:r>
+      <w:proofErr w:type="spellEnd"/>
+      <w:r>
+        <w:t xml:space="preserve"> o switch per controllare il comportamento in base allo stato corrente. Con State, ogni stato ha la sua logica e il codice risulta più pulito e modulare.</w:t>
       </w:r>
     </w:p>
     <w:p>
@@ -66,8 +74,13 @@
       <w:pPr>
         <w:spacing w:after="0"/>
       </w:pPr>
-      <w:r>
-        <w:t>Context: l’oggetto principale che contiene lo stato corrente.</w:t>
+      <w:proofErr w:type="spellStart"/>
+      <w:r>
+        <w:t>Context</w:t>
+      </w:r>
+      <w:proofErr w:type="spellEnd"/>
+      <w:r>
+        <w:t>: l’oggetto principale che contiene lo stato corrente.</w:t>
       </w:r>
     </w:p>
     <w:p>
@@ -167,7 +180,15 @@
     </w:p>
     <w:p>
       <w:r>
-        <w:t xml:space="preserve"> ConcreteState: implementazioni concrete dei diversi stati, come Rosso, Verde e Giallo.</w:t>
+        <w:t xml:space="preserve"> </w:t>
+      </w:r>
+      <w:proofErr w:type="spellStart"/>
+      <w:r>
+        <w:t>ConcreteState</w:t>
+      </w:r>
+      <w:proofErr w:type="spellEnd"/>
+      <w:r>
+        <w:t>: implementazioni concrete dei diversi stati, come Rosso, Verde e Giallo.</w:t>
       </w:r>
     </w:p>
     <w:p>
@@ -360,17 +381,31 @@
       <w:r>
         <w:t xml:space="preserve">. Quando chiama </w:t>
       </w:r>
+      <w:proofErr w:type="spellStart"/>
+      <w:proofErr w:type="gramStart"/>
       <w:r>
         <w:t>cambiaStato</w:t>
       </w:r>
-      <w:r>
-        <w:t xml:space="preserve">(), il contesto delega la transizione allo stato corrente. Quando chiama </w:t>
-      </w:r>
+      <w:proofErr w:type="spellEnd"/>
+      <w:r>
+        <w:t>(</w:t>
+      </w:r>
+      <w:proofErr w:type="gramEnd"/>
+      <w:r>
+        <w:t xml:space="preserve">), il contesto delega la transizione allo stato corrente. Quando chiama </w:t>
+      </w:r>
+      <w:proofErr w:type="spellStart"/>
+      <w:proofErr w:type="gramStart"/>
       <w:r>
         <w:t>vediStato</w:t>
       </w:r>
-      <w:r>
-        <w:t>(), il contesto delega allo stato corrente il messaggio da mostrare.</w:t>
+      <w:proofErr w:type="spellEnd"/>
+      <w:r>
+        <w:t>(</w:t>
+      </w:r>
+      <w:proofErr w:type="gramEnd"/>
+      <w:r>
+        <w:t>), il contesto delega allo stato corrente il messaggio da mostrare.</w:t>
       </w:r>
     </w:p>
     <w:p>
@@ -490,6 +525,9 @@
     </w:p>
     <w:p>
       <w:r>
+        <w:rPr>
+          <w:noProof/>
+        </w:rPr>
         <w:drawing>
           <wp:inline distT="0" distB="0" distL="0" distR="0" wp14:anchorId="208004DC" wp14:editId="15578E87">
             <wp:extent cx="6645910" cy="2050415"/>
@@ -515,6 +553,55 @@
                     <a:xfrm>
                       <a:off x="0" y="0"/>
                       <a:ext cx="6645910" cy="2050415"/>
+                    </a:xfrm>
+                    <a:prstGeom prst="rect">
+                      <a:avLst/>
+                    </a:prstGeom>
+                  </pic:spPr>
+                </pic:pic>
+              </a:graphicData>
+            </a:graphic>
+          </wp:inline>
+        </w:drawing>
+      </w:r>
+    </w:p>
+    <w:p>
+      <w:r>
+        <w:rPr>
+          <w:noProof/>
+        </w:rPr>
+        <w:lastRenderedPageBreak/>
+        <w:drawing>
+          <wp:inline distT="0" distB="0" distL="0" distR="0" wp14:anchorId="1903433A" wp14:editId="7CC17AD3">
+            <wp:extent cx="6645910" cy="4539615"/>
+            <wp:effectExtent l="0" t="0" r="2540" b="0"/>
+            <wp:docPr id="598941560" name="Immagine 1"/>
+            <wp:cNvGraphicFramePr>
+              <a:graphicFrameLocks xmlns:a="http://schemas.openxmlformats.org/drawingml/2006/main" noChangeAspect="1"/>
+            </wp:cNvGraphicFramePr>
+            <a:graphic xmlns:a="http://schemas.openxmlformats.org/drawingml/2006/main">
+              <a:graphicData uri="http://schemas.openxmlformats.org/drawingml/2006/picture">
+                <pic:pic xmlns:pic="http://schemas.openxmlformats.org/drawingml/2006/picture">
+                  <pic:nvPicPr>
+                    <pic:cNvPr id="598941560" name="Immagine 598941560"/>
+                    <pic:cNvPicPr/>
+                  </pic:nvPicPr>
+                  <pic:blipFill>
+                    <a:blip r:embed="rId12">
+                      <a:extLst>
+                        <a:ext uri="{28A0092B-C50C-407E-A947-70E740481C1C}">
+                          <a14:useLocalDpi xmlns:a14="http://schemas.microsoft.com/office/drawing/2010/main" val="0"/>
+                        </a:ext>
+                      </a:extLst>
+                    </a:blip>
+                    <a:stretch>
+                      <a:fillRect/>
+                    </a:stretch>
+                  </pic:blipFill>
+                  <pic:spPr>
+                    <a:xfrm>
+                      <a:off x="0" y="0"/>
+                      <a:ext cx="6645910" cy="4539615"/>
                     </a:xfrm>
                     <a:prstGeom prst="rect">
                       <a:avLst/>
